--- a/swh/docx/006.content.docx
+++ b/swh/docx/006.content.docx
@@ -218,36 +218,24 @@
         </w:rPr>
         <w:t xml:space="preserve"> ni jina la malaika mkuu. Malaika mkuu ni </w:t>
       </w:r>
-      <w:hyperlink r:id="rId13">
-        <w:r>
-          <w:rPr>
-            <w:lang w:val="sw_KE" w:bidi="sw_KE"/>
-          </w:rPr>
-          <w:rPr>
-            <w:color w:val="0000EE"/>
-            <w:u w:val="single"/>
-          </w:rPr>
-          <w:t>malaika</w:t>
-        </w:r>
-      </w:hyperlink>
+      <w:r>
+        <w:rPr>
+          <w:lang w:val="sw_KE" w:bidi="sw_KE"/>
+        </w:rPr>
+        <w:t>malaika</w:t>
+      </w:r>
       <w:r>
         <w:rPr>
           <w:lang w:val="sw_KE" w:bidi="sw_KE"/>
         </w:rPr>
         <w:t xml:space="preserve"> mwenye </w:t>
       </w:r>
-      <w:hyperlink r:id="rId14">
-        <w:r>
-          <w:rPr>
-            <w:lang w:val="sw_KE" w:bidi="sw_KE"/>
-          </w:rPr>
-          <w:rPr>
-            <w:color w:val="0000EE"/>
-            <w:u w:val="single"/>
-          </w:rPr>
-          <w:t>mamlaka</w:t>
-        </w:r>
-      </w:hyperlink>
+      <w:r>
+        <w:rPr>
+          <w:lang w:val="sw_KE" w:bidi="sw_KE"/>
+        </w:rPr>
+        <w:t>mamlaka</w:t>
+      </w:r>
       <w:r>
         <w:rPr>
           <w:lang w:val="sw_KE" w:bidi="sw_KE"/>
@@ -256,7 +244,6 @@
       </w:r>
       <w:r>
         <w:rPr>
-          <w:b/>
           <w:lang w:val="sw_KE" w:bidi="sw_KE"/>
         </w:rPr>
         <w:t>maono</w:t>
@@ -269,7 +256,6 @@
       </w:r>
       <w:r>
         <w:rPr>
-          <w:b/>
           <w:lang w:val="sw_KE" w:bidi="sw_KE"/>
         </w:rPr>
         <w:t>Yohana Mbatizaji</w:t>
@@ -280,36 +266,24 @@
         </w:rPr>
         <w:t xml:space="preserve">. Muda mfupi baada ya haya, Gabrieli anamtokea bikira </w:t>
       </w:r>
-      <w:hyperlink r:id="rId15">
-        <w:r>
-          <w:rPr>
-            <w:lang w:val="sw_KE" w:bidi="sw_KE"/>
-          </w:rPr>
-          <w:rPr>
-            <w:color w:val="0000EE"/>
-            <w:u w:val="single"/>
-          </w:rPr>
-          <w:t>Mariamu</w:t>
-        </w:r>
-      </w:hyperlink>
+      <w:r>
+        <w:rPr>
+          <w:lang w:val="sw_KE" w:bidi="sw_KE"/>
+        </w:rPr>
+        <w:t>Mariamu</w:t>
+      </w:r>
       <w:r>
         <w:rPr>
           <w:lang w:val="sw_KE" w:bidi="sw_KE"/>
         </w:rPr>
         <w:t xml:space="preserve"> na kumwambia kwamba atapata mimba kwa uwezo wa Mungu. Mwana atakayemzaa atakuwa mfalme milele, atakuwa </w:t>
       </w:r>
-      <w:hyperlink r:id="rId16">
-        <w:r>
-          <w:rPr>
-            <w:lang w:val="sw_KE" w:bidi="sw_KE"/>
-          </w:rPr>
-          <w:rPr>
-            <w:color w:val="0000EE"/>
-            <w:u w:val="single"/>
-          </w:rPr>
-          <w:t>Mwana wa Mungu</w:t>
-        </w:r>
-      </w:hyperlink>
+      <w:r>
+        <w:rPr>
+          <w:lang w:val="sw_KE" w:bidi="sw_KE"/>
+        </w:rPr>
+        <w:t>Mwana wa Mungu</w:t>
+      </w:r>
       <w:r>
         <w:rPr>
           <w:lang w:val="sw_KE" w:bidi="sw_KE"/>
@@ -371,18 +345,12 @@
         </w:rPr>
         <w:t xml:space="preserve"> ni jina la eneo katika kaskazini mwa </w:t>
       </w:r>
-      <w:hyperlink r:id="rId17">
-        <w:r>
-          <w:rPr>
-            <w:lang w:val="sw_KE" w:bidi="sw_KE"/>
-          </w:rPr>
-          <w:rPr>
-            <w:color w:val="0000EE"/>
-            <w:u w:val="single"/>
-          </w:rPr>
-          <w:t>Israeli</w:t>
-        </w:r>
-      </w:hyperlink>
+      <w:r>
+        <w:rPr>
+          <w:lang w:val="sw_KE" w:bidi="sw_KE"/>
+        </w:rPr>
+        <w:t>Israeli</w:t>
+      </w:r>
       <w:r>
         <w:rPr>
           <w:lang w:val="sw_KE" w:bidi="sw_KE"/>
@@ -391,7 +359,6 @@
       </w:r>
       <w:r>
         <w:rPr>
-          <w:b/>
           <w:lang w:val="sw_KE" w:bidi="sw_KE"/>
         </w:rPr>
         <w:t>wengi</w:t>
@@ -402,18 +369,12 @@
         </w:rPr>
         <w:t xml:space="preserve"> wa Yesu walikuja kutoka Galilaya. Sehemu nyingi za Galilaya ni za milima, na milima ya chini. Upande wa mashariki, au kulia, wa Galilaya ni ziwa kubwa ambalo linaitwa </w:t>
       </w:r>
-      <w:hyperlink r:id="rId18">
-        <w:r>
-          <w:rPr>
-            <w:lang w:val="sw_KE" w:bidi="sw_KE"/>
-          </w:rPr>
-          <w:rPr>
-            <w:color w:val="0000EE"/>
-            <w:u w:val="single"/>
-          </w:rPr>
-          <w:t>Bahari ya Galilaya</w:t>
-        </w:r>
-      </w:hyperlink>
+      <w:r>
+        <w:rPr>
+          <w:lang w:val="sw_KE" w:bidi="sw_KE"/>
+        </w:rPr>
+        <w:t>Bahari ya Galilaya</w:t>
+      </w:r>
       <w:r>
         <w:rPr>
           <w:lang w:val="sw_KE" w:bidi="sw_KE"/>
@@ -460,18 +421,12 @@
         </w:rPr>
         <w:t xml:space="preserve">Katika wakati wa Yesu, Israeli haikuwa taifa </w:t>
       </w:r>
-      <w:hyperlink r:id="rId19">
-        <w:r>
-          <w:rPr>
-            <w:lang w:val="sw_KE" w:bidi="sw_KE"/>
-          </w:rPr>
-          <w:rPr>
-            <w:color w:val="0000EE"/>
-            <w:u w:val="single"/>
-          </w:rPr>
-          <w:t>huru</w:t>
-        </w:r>
-      </w:hyperlink>
+      <w:r>
+        <w:rPr>
+          <w:lang w:val="sw_KE" w:bidi="sw_KE"/>
+        </w:rPr>
+        <w:t>huru</w:t>
+      </w:r>
       <w:r>
         <w:rPr>
           <w:lang w:val="sw_KE" w:bidi="sw_KE"/>
@@ -480,7 +435,6 @@
       </w:r>
       <w:r>
         <w:rPr>
-          <w:b/>
           <w:lang w:val="sw_KE" w:bidi="sw_KE"/>
         </w:rPr>
         <w:t>Waisraeli</w:t>
@@ -505,72 +459,48 @@
         </w:rPr>
         <w:t xml:space="preserve">Majimbo mengine katika Israeli yalikuwa </w:t>
       </w:r>
-      <w:hyperlink r:id="rId20">
-        <w:r>
-          <w:rPr>
-            <w:lang w:val="sw_KE" w:bidi="sw_KE"/>
-          </w:rPr>
-          <w:rPr>
-            <w:color w:val="0000EE"/>
-            <w:u w:val="single"/>
-          </w:rPr>
-          <w:t>Yudea</w:t>
-        </w:r>
-      </w:hyperlink>
+      <w:r>
+        <w:rPr>
+          <w:lang w:val="sw_KE" w:bidi="sw_KE"/>
+        </w:rPr>
+        <w:t>Yudea</w:t>
+      </w:r>
       <w:r>
         <w:rPr>
           <w:lang w:val="sw_KE" w:bidi="sw_KE"/>
         </w:rPr>
         <w:t xml:space="preserve"> na </w:t>
       </w:r>
-      <w:hyperlink r:id="rId21">
-        <w:r>
-          <w:rPr>
-            <w:lang w:val="sw_KE" w:bidi="sw_KE"/>
-          </w:rPr>
-          <w:rPr>
-            <w:color w:val="0000EE"/>
-            <w:u w:val="single"/>
-          </w:rPr>
-          <w:t>Samaria</w:t>
-        </w:r>
-      </w:hyperlink>
+      <w:r>
+        <w:rPr>
+          <w:lang w:val="sw_KE" w:bidi="sw_KE"/>
+        </w:rPr>
+        <w:t>Samaria</w:t>
+      </w:r>
       <w:r>
         <w:rPr>
           <w:lang w:val="sw_KE" w:bidi="sw_KE"/>
         </w:rPr>
         <w:t xml:space="preserve">. Galilaya ilikuwa kaskazini, Yudea ilikuwa kusini, na Samaria ilikuwa katikati. Yudea ilikuwa mahali ambapo mji muhimu zaidi, </w:t>
       </w:r>
-      <w:hyperlink r:id="rId22">
-        <w:r>
-          <w:rPr>
-            <w:lang w:val="sw_KE" w:bidi="sw_KE"/>
-          </w:rPr>
-          <w:rPr>
-            <w:color w:val="0000EE"/>
-            <w:u w:val="single"/>
-          </w:rPr>
-          <w:t>Yerusalemu</w:t>
-        </w:r>
-      </w:hyperlink>
+      <w:r>
+        <w:rPr>
+          <w:lang w:val="sw_KE" w:bidi="sw_KE"/>
+        </w:rPr>
+        <w:t>Yerusalemu</w:t>
+      </w:r>
       <w:r>
         <w:rPr>
           <w:lang w:val="sw_KE" w:bidi="sw_KE"/>
         </w:rPr>
         <w:t xml:space="preserve">, ulikuwa, na kwa hivyo ukawa </w:t>
       </w:r>
-      <w:hyperlink r:id="rId23">
-        <w:r>
-          <w:rPr>
-            <w:lang w:val="sw_KE" w:bidi="sw_KE"/>
-          </w:rPr>
-          <w:rPr>
-            <w:color w:val="0000EE"/>
-            <w:u w:val="single"/>
-          </w:rPr>
-          <w:t>hekalu</w:t>
-        </w:r>
-      </w:hyperlink>
+      <w:r>
+        <w:rPr>
+          <w:lang w:val="sw_KE" w:bidi="sw_KE"/>
+        </w:rPr>
+        <w:t>hekalu</w:t>
+      </w:r>
       <w:r>
         <w:rPr>
           <w:lang w:val="sw_KE" w:bidi="sw_KE"/>
@@ -579,7 +509,6 @@
       </w:r>
       <w:r>
         <w:rPr>
-          <w:b/>
           <w:lang w:val="sw_KE" w:bidi="sw_KE"/>
         </w:rPr>
         <w:t>Wayahudi</w:t>
